--- a/dokumentasi/Putri Nuraini-23312243.docx
+++ b/dokumentasi/Putri Nuraini-23312243.docx
@@ -147,6 +147,28 @@
         <w:jc w:val="center"/>
         <w:rPr>
           <w:rFonts w:ascii="Times New Roman" w:hAnsi="Times New Roman" w:cs="Times New Roman"/>
+          <w:b/>
+          <w:bCs/>
+          <w:sz w:val="28"/>
+          <w:szCs w:val="28"/>
+        </w:rPr>
+      </w:pPr>
+      <w:r>
+        <w:rPr>
+          <w:rFonts w:ascii="Times New Roman" w:hAnsi="Times New Roman" w:cs="Times New Roman"/>
+          <w:b/>
+          <w:bCs/>
+          <w:sz w:val="28"/>
+          <w:szCs w:val="28"/>
+        </w:rPr>
+        <w:t>BACKEND</w:t>
+      </w:r>
+    </w:p>
+    <w:p>
+      <w:pPr>
+        <w:jc w:val="center"/>
+        <w:rPr>
+          <w:rFonts w:ascii="Times New Roman" w:hAnsi="Times New Roman" w:cs="Times New Roman"/>
         </w:rPr>
       </w:pPr>
       <w:r>
@@ -170,7 +192,7 @@
                     <pic:cNvPicPr/>
                   </pic:nvPicPr>
                   <pic:blipFill>
-                    <a:blip r:embed="rId4"/>
+                    <a:blip r:embed="rId6"/>
                     <a:stretch>
                       <a:fillRect/>
                     </a:stretch>
@@ -406,7 +428,7 @@
                     <pic:cNvPicPr/>
                   </pic:nvPicPr>
                   <pic:blipFill>
-                    <a:blip r:embed="rId5"/>
+                    <a:blip r:embed="rId7"/>
                     <a:stretch>
                       <a:fillRect/>
                     </a:stretch>
@@ -639,7 +661,7 @@
                     <pic:cNvPicPr/>
                   </pic:nvPicPr>
                   <pic:blipFill>
-                    <a:blip r:embed="rId6"/>
+                    <a:blip r:embed="rId8"/>
                     <a:stretch>
                       <a:fillRect/>
                     </a:stretch>
@@ -863,7 +885,7 @@
                     <pic:cNvPicPr/>
                   </pic:nvPicPr>
                   <pic:blipFill>
-                    <a:blip r:embed="rId7"/>
+                    <a:blip r:embed="rId9"/>
                     <a:stretch>
                       <a:fillRect/>
                     </a:stretch>
@@ -1103,7 +1125,7 @@
                     <pic:cNvPicPr/>
                   </pic:nvPicPr>
                   <pic:blipFill>
-                    <a:blip r:embed="rId8"/>
+                    <a:blip r:embed="rId10"/>
                     <a:stretch>
                       <a:fillRect/>
                     </a:stretch>
@@ -1260,6 +1282,7 @@
       <w:r>
         <w:rPr>
           <w:rFonts w:ascii="Times New Roman" w:hAnsi="Times New Roman" w:cs="Times New Roman"/>
+          <w:noProof/>
         </w:rPr>
         <w:drawing>
           <wp:inline distT="0" distB="0" distL="0" distR="0" wp14:anchorId="365F000B" wp14:editId="47A89389">
@@ -1277,7 +1300,7 @@
                     <pic:cNvPicPr/>
                   </pic:nvPicPr>
                   <pic:blipFill>
-                    <a:blip r:embed="rId9"/>
+                    <a:blip r:embed="rId11"/>
                     <a:stretch>
                       <a:fillRect/>
                     </a:stretch>
@@ -1526,6 +1549,7 @@
       <w:r>
         <w:rPr>
           <w:rFonts w:ascii="Times New Roman" w:hAnsi="Times New Roman" w:cs="Times New Roman"/>
+          <w:noProof/>
         </w:rPr>
         <w:drawing>
           <wp:inline distT="0" distB="0" distL="0" distR="0" wp14:anchorId="16508EC8" wp14:editId="77AE7E1F">
@@ -1543,7 +1567,7 @@
                     <pic:cNvPicPr/>
                   </pic:nvPicPr>
                   <pic:blipFill>
-                    <a:blip r:embed="rId10"/>
+                    <a:blip r:embed="rId12"/>
                     <a:stretch>
                       <a:fillRect/>
                     </a:stretch>
@@ -1816,6 +1840,7 @@
             <w:r>
               <w:rPr>
                 <w:rFonts w:ascii="Times New Roman" w:hAnsi="Times New Roman" w:cs="Times New Roman"/>
+                <w:noProof/>
               </w:rPr>
               <w:drawing>
                 <wp:inline distT="0" distB="0" distL="0" distR="0" wp14:anchorId="02D28077" wp14:editId="5205AC67">
@@ -1833,7 +1858,7 @@
                           <pic:cNvPicPr/>
                         </pic:nvPicPr>
                         <pic:blipFill>
-                          <a:blip r:embed="rId11"/>
+                          <a:blip r:embed="rId13"/>
                           <a:stretch>
                             <a:fillRect/>
                           </a:stretch>
@@ -1869,6 +1894,7 @@
             <w:r>
               <w:rPr>
                 <w:rFonts w:ascii="Times New Roman" w:hAnsi="Times New Roman" w:cs="Times New Roman"/>
+                <w:noProof/>
               </w:rPr>
               <w:drawing>
                 <wp:inline distT="0" distB="0" distL="0" distR="0" wp14:anchorId="2BC776D4" wp14:editId="44CD3806">
@@ -1886,7 +1912,7 @@
                           <pic:cNvPicPr/>
                         </pic:nvPicPr>
                         <pic:blipFill>
-                          <a:blip r:embed="rId12"/>
+                          <a:blip r:embed="rId14"/>
                           <a:stretch>
                             <a:fillRect/>
                           </a:stretch>
@@ -2143,6 +2169,7 @@
             <w:r>
               <w:rPr>
                 <w:rFonts w:ascii="Times New Roman" w:hAnsi="Times New Roman" w:cs="Times New Roman"/>
+                <w:noProof/>
               </w:rPr>
               <w:drawing>
                 <wp:inline distT="0" distB="0" distL="0" distR="0" wp14:anchorId="4B116870" wp14:editId="28F0B245">
@@ -2160,7 +2187,7 @@
                           <pic:cNvPicPr/>
                         </pic:nvPicPr>
                         <pic:blipFill>
-                          <a:blip r:embed="rId13"/>
+                          <a:blip r:embed="rId15"/>
                           <a:stretch>
                             <a:fillRect/>
                           </a:stretch>
@@ -2196,6 +2223,7 @@
             <w:r>
               <w:rPr>
                 <w:rFonts w:ascii="Times New Roman" w:hAnsi="Times New Roman" w:cs="Times New Roman"/>
+                <w:noProof/>
               </w:rPr>
               <w:drawing>
                 <wp:inline distT="0" distB="0" distL="0" distR="0" wp14:anchorId="00A67612" wp14:editId="34F3BBB3">
@@ -2213,7 +2241,7 @@
                           <pic:cNvPicPr/>
                         </pic:nvPicPr>
                         <pic:blipFill>
-                          <a:blip r:embed="rId14"/>
+                          <a:blip r:embed="rId16"/>
                           <a:stretch>
                             <a:fillRect/>
                           </a:stretch>
@@ -2429,11 +2457,348 @@
     </w:p>
     <w:p>
       <w:pPr>
+        <w:rPr>
+          <w:rFonts w:ascii="Times New Roman" w:hAnsi="Times New Roman" w:cs="Times New Roman"/>
+        </w:rPr>
+      </w:pPr>
+    </w:p>
+    <w:p>
+      <w:pPr>
+        <w:rPr>
+          <w:rFonts w:ascii="Times New Roman" w:hAnsi="Times New Roman" w:cs="Times New Roman"/>
+        </w:rPr>
+      </w:pPr>
+    </w:p>
+    <w:p>
+      <w:pPr>
+        <w:rPr>
+          <w:rFonts w:ascii="Times New Roman" w:hAnsi="Times New Roman" w:cs="Times New Roman"/>
+        </w:rPr>
+      </w:pPr>
+    </w:p>
+    <w:p>
+      <w:pPr>
+        <w:rPr>
+          <w:rFonts w:ascii="Times New Roman" w:hAnsi="Times New Roman" w:cs="Times New Roman"/>
+        </w:rPr>
+      </w:pPr>
+    </w:p>
+    <w:p>
+      <w:pPr>
+        <w:rPr>
+          <w:rFonts w:ascii="Times New Roman" w:hAnsi="Times New Roman" w:cs="Times New Roman"/>
+        </w:rPr>
+      </w:pPr>
+    </w:p>
+    <w:p>
+      <w:pPr>
+        <w:rPr>
+          <w:rFonts w:ascii="Times New Roman" w:hAnsi="Times New Roman" w:cs="Times New Roman"/>
+        </w:rPr>
+      </w:pPr>
+    </w:p>
+    <w:p>
+      <w:pPr>
+        <w:tabs>
+          <w:tab w:val="left" w:pos="4000"/>
+        </w:tabs>
+        <w:rPr>
+          <w:rFonts w:ascii="Times New Roman" w:hAnsi="Times New Roman" w:cs="Times New Roman"/>
+        </w:rPr>
+      </w:pPr>
+      <w:r>
+        <w:rPr>
+          <w:rFonts w:ascii="Times New Roman" w:hAnsi="Times New Roman" w:cs="Times New Roman"/>
+        </w:rPr>
+        <w:tab/>
+      </w:r>
+    </w:p>
+    <w:p>
+      <w:pPr>
+        <w:tabs>
+          <w:tab w:val="left" w:pos="4000"/>
+        </w:tabs>
+        <w:jc w:val="center"/>
+        <w:rPr>
+          <w:rFonts w:ascii="Times New Roman" w:hAnsi="Times New Roman" w:cs="Times New Roman"/>
+          <w:b/>
+          <w:bCs/>
+          <w:sz w:val="28"/>
+          <w:szCs w:val="28"/>
+        </w:rPr>
+      </w:pPr>
+      <w:r>
+        <w:rPr>
+          <w:rFonts w:ascii="Times New Roman" w:hAnsi="Times New Roman" w:cs="Times New Roman"/>
+          <w:b/>
+          <w:bCs/>
+          <w:sz w:val="28"/>
+          <w:szCs w:val="28"/>
+        </w:rPr>
+        <w:lastRenderedPageBreak/>
+        <w:t>FRONTEND</w:t>
+      </w:r>
+    </w:p>
+    <w:p>
+      <w:pPr>
+        <w:jc w:val="center"/>
+        <w:rPr>
+          <w:rFonts w:ascii="Times New Roman" w:hAnsi="Times New Roman" w:cs="Times New Roman"/>
+        </w:rPr>
+      </w:pPr>
+      <w:r>
+        <w:rPr>
+          <w:rFonts w:ascii="Times New Roman" w:hAnsi="Times New Roman" w:cs="Times New Roman"/>
+        </w:rPr>
+        <w:drawing>
+          <wp:inline distT="0" distB="0" distL="0" distR="0" wp14:anchorId="5732352B" wp14:editId="1B54A6A9">
+            <wp:extent cx="4888170" cy="2393950"/>
+            <wp:effectExtent l="0" t="0" r="8255" b="6350"/>
+            <wp:docPr id="1222981148" name="Picture 1"/>
+            <wp:cNvGraphicFramePr>
+              <a:graphicFrameLocks xmlns:a="http://schemas.openxmlformats.org/drawingml/2006/main" noChangeAspect="1"/>
+            </wp:cNvGraphicFramePr>
+            <a:graphic xmlns:a="http://schemas.openxmlformats.org/drawingml/2006/main">
+              <a:graphicData uri="http://schemas.openxmlformats.org/drawingml/2006/picture">
+                <pic:pic xmlns:pic="http://schemas.openxmlformats.org/drawingml/2006/picture">
+                  <pic:nvPicPr>
+                    <pic:cNvPr id="1222981148" name=""/>
+                    <pic:cNvPicPr/>
+                  </pic:nvPicPr>
+                  <pic:blipFill rotWithShape="1">
+                    <a:blip r:embed="rId17"/>
+                    <a:srcRect t="6715"/>
+                    <a:stretch>
+                      <a:fillRect/>
+                    </a:stretch>
+                  </pic:blipFill>
+                  <pic:spPr bwMode="auto">
+                    <a:xfrm>
+                      <a:off x="0" y="0"/>
+                      <a:ext cx="4894570" cy="2397084"/>
+                    </a:xfrm>
+                    <a:prstGeom prst="rect">
+                      <a:avLst/>
+                    </a:prstGeom>
+                    <a:ln>
+                      <a:noFill/>
+                    </a:ln>
+                    <a:extLst>
+                      <a:ext uri="{53640926-AAD7-44D8-BBD7-CCE9431645EC}">
+                        <a14:shadowObscured xmlns:a14="http://schemas.microsoft.com/office/drawing/2010/main"/>
+                      </a:ext>
+                    </a:extLst>
+                  </pic:spPr>
+                </pic:pic>
+              </a:graphicData>
+            </a:graphic>
+          </wp:inline>
+        </w:drawing>
+      </w:r>
+    </w:p>
+    <w:p>
+      <w:pPr>
         <w:jc w:val="both"/>
         <w:rPr>
           <w:rFonts w:ascii="Times New Roman" w:hAnsi="Times New Roman" w:cs="Times New Roman"/>
         </w:rPr>
       </w:pPr>
+      <w:proofErr w:type="spellStart"/>
+      <w:r>
+        <w:rPr>
+          <w:rFonts w:ascii="Times New Roman" w:hAnsi="Times New Roman" w:cs="Times New Roman"/>
+        </w:rPr>
+        <w:t>Berhasil</w:t>
+      </w:r>
+      <w:proofErr w:type="spellEnd"/>
+      <w:r>
+        <w:rPr>
+          <w:rFonts w:ascii="Times New Roman" w:hAnsi="Times New Roman" w:cs="Times New Roman"/>
+        </w:rPr>
+        <w:t xml:space="preserve"> </w:t>
+      </w:r>
+      <w:proofErr w:type="spellStart"/>
+      <w:r>
+        <w:rPr>
+          <w:rFonts w:ascii="Times New Roman" w:hAnsi="Times New Roman" w:cs="Times New Roman"/>
+        </w:rPr>
+        <w:t>membuat</w:t>
+      </w:r>
+      <w:proofErr w:type="spellEnd"/>
+      <w:r>
+        <w:rPr>
+          <w:rFonts w:ascii="Times New Roman" w:hAnsi="Times New Roman" w:cs="Times New Roman"/>
+        </w:rPr>
+        <w:t xml:space="preserve"> </w:t>
+      </w:r>
+      <w:proofErr w:type="spellStart"/>
+      <w:r>
+        <w:rPr>
+          <w:rFonts w:ascii="Times New Roman" w:hAnsi="Times New Roman" w:cs="Times New Roman"/>
+        </w:rPr>
+        <w:t>fungsi</w:t>
+      </w:r>
+      <w:proofErr w:type="spellEnd"/>
+      <w:r>
+        <w:rPr>
+          <w:rFonts w:ascii="Times New Roman" w:hAnsi="Times New Roman" w:cs="Times New Roman"/>
+        </w:rPr>
+        <w:t xml:space="preserve"> </w:t>
+      </w:r>
+      <w:proofErr w:type="spellStart"/>
+      <w:r>
+        <w:rPr>
+          <w:rFonts w:ascii="Times New Roman" w:hAnsi="Times New Roman" w:cs="Times New Roman"/>
+        </w:rPr>
+        <w:t>proteksi</w:t>
+      </w:r>
+      <w:proofErr w:type="spellEnd"/>
+      <w:r>
+        <w:rPr>
+          <w:rFonts w:ascii="Times New Roman" w:hAnsi="Times New Roman" w:cs="Times New Roman"/>
+        </w:rPr>
+        <w:t xml:space="preserve"> </w:t>
+      </w:r>
+      <w:proofErr w:type="spellStart"/>
+      <w:r>
+        <w:rPr>
+          <w:rFonts w:ascii="Times New Roman" w:hAnsi="Times New Roman" w:cs="Times New Roman"/>
+        </w:rPr>
+        <w:t>rute</w:t>
+      </w:r>
+      <w:proofErr w:type="spellEnd"/>
+      <w:r>
+        <w:rPr>
+          <w:rFonts w:ascii="Times New Roman" w:hAnsi="Times New Roman" w:cs="Times New Roman"/>
+        </w:rPr>
+        <w:t xml:space="preserve"> (</w:t>
+      </w:r>
+      <w:r>
+        <w:rPr>
+          <w:rFonts w:ascii="Times New Roman" w:hAnsi="Times New Roman" w:cs="Times New Roman"/>
+          <w:i/>
+          <w:iCs/>
+        </w:rPr>
+        <w:t>Protected Route</w:t>
+      </w:r>
+      <w:r>
+        <w:rPr>
+          <w:rFonts w:ascii="Times New Roman" w:hAnsi="Times New Roman" w:cs="Times New Roman"/>
+        </w:rPr>
+        <w:t xml:space="preserve">) </w:t>
+      </w:r>
+      <w:proofErr w:type="spellStart"/>
+      <w:r>
+        <w:rPr>
+          <w:rFonts w:ascii="Times New Roman" w:hAnsi="Times New Roman" w:cs="Times New Roman"/>
+        </w:rPr>
+        <w:t>untuk</w:t>
+      </w:r>
+      <w:proofErr w:type="spellEnd"/>
+      <w:r>
+        <w:rPr>
+          <w:rFonts w:ascii="Times New Roman" w:hAnsi="Times New Roman" w:cs="Times New Roman"/>
+        </w:rPr>
+        <w:t xml:space="preserve"> </w:t>
+      </w:r>
+      <w:proofErr w:type="spellStart"/>
+      <w:r>
+        <w:rPr>
+          <w:rFonts w:ascii="Times New Roman" w:hAnsi="Times New Roman" w:cs="Times New Roman"/>
+        </w:rPr>
+        <w:t>memblokir</w:t>
+      </w:r>
+      <w:proofErr w:type="spellEnd"/>
+      <w:r>
+        <w:rPr>
+          <w:rFonts w:ascii="Times New Roman" w:hAnsi="Times New Roman" w:cs="Times New Roman"/>
+        </w:rPr>
+        <w:t xml:space="preserve"> </w:t>
+      </w:r>
+      <w:proofErr w:type="spellStart"/>
+      <w:r>
+        <w:rPr>
+          <w:rFonts w:ascii="Times New Roman" w:hAnsi="Times New Roman" w:cs="Times New Roman"/>
+        </w:rPr>
+        <w:t>akses</w:t>
+      </w:r>
+      <w:proofErr w:type="spellEnd"/>
+      <w:r>
+        <w:rPr>
+          <w:rFonts w:ascii="Times New Roman" w:hAnsi="Times New Roman" w:cs="Times New Roman"/>
+        </w:rPr>
+        <w:t xml:space="preserve"> </w:t>
+      </w:r>
+      <w:proofErr w:type="spellStart"/>
+      <w:r>
+        <w:rPr>
+          <w:rFonts w:ascii="Times New Roman" w:hAnsi="Times New Roman" w:cs="Times New Roman"/>
+        </w:rPr>
+        <w:t>ke</w:t>
+      </w:r>
+      <w:proofErr w:type="spellEnd"/>
+      <w:r>
+        <w:rPr>
+          <w:rFonts w:ascii="Times New Roman" w:hAnsi="Times New Roman" w:cs="Times New Roman"/>
+        </w:rPr>
+        <w:t xml:space="preserve"> </w:t>
+      </w:r>
+      <w:proofErr w:type="spellStart"/>
+      <w:r>
+        <w:rPr>
+          <w:rFonts w:ascii="Times New Roman" w:hAnsi="Times New Roman" w:cs="Times New Roman"/>
+        </w:rPr>
+        <w:t>halaman</w:t>
+      </w:r>
+      <w:proofErr w:type="spellEnd"/>
+      <w:r>
+        <w:rPr>
+          <w:rFonts w:ascii="Times New Roman" w:hAnsi="Times New Roman" w:cs="Times New Roman"/>
+        </w:rPr>
+        <w:t xml:space="preserve"> admin </w:t>
+      </w:r>
+      <w:proofErr w:type="spellStart"/>
+      <w:r>
+        <w:rPr>
+          <w:rFonts w:ascii="Times New Roman" w:hAnsi="Times New Roman" w:cs="Times New Roman"/>
+        </w:rPr>
+        <w:t>bagi</w:t>
+      </w:r>
+      <w:proofErr w:type="spellEnd"/>
+      <w:r>
+        <w:rPr>
+          <w:rFonts w:ascii="Times New Roman" w:hAnsi="Times New Roman" w:cs="Times New Roman"/>
+        </w:rPr>
+        <w:t xml:space="preserve"> </w:t>
+      </w:r>
+      <w:proofErr w:type="spellStart"/>
+      <w:r>
+        <w:rPr>
+          <w:rFonts w:ascii="Times New Roman" w:hAnsi="Times New Roman" w:cs="Times New Roman"/>
+        </w:rPr>
+        <w:t>pengguna</w:t>
+      </w:r>
+      <w:proofErr w:type="spellEnd"/>
+      <w:r>
+        <w:rPr>
+          <w:rFonts w:ascii="Times New Roman" w:hAnsi="Times New Roman" w:cs="Times New Roman"/>
+        </w:rPr>
+        <w:t xml:space="preserve"> yang </w:t>
+      </w:r>
+      <w:proofErr w:type="spellStart"/>
+      <w:r>
+        <w:rPr>
+          <w:rFonts w:ascii="Times New Roman" w:hAnsi="Times New Roman" w:cs="Times New Roman"/>
+        </w:rPr>
+        <w:t>belum</w:t>
+      </w:r>
+      <w:proofErr w:type="spellEnd"/>
+      <w:r>
+        <w:rPr>
+          <w:rFonts w:ascii="Times New Roman" w:hAnsi="Times New Roman" w:cs="Times New Roman"/>
+        </w:rPr>
+        <w:t xml:space="preserve"> login.</w:t>
+      </w:r>
     </w:p>
     <w:sectPr>
       <w:pgSz w:w="12240" w:h="15840"/>
@@ -2443,6 +2808,56 @@
     </w:sectPr>
   </w:body>
 </w:document>
+</file>
+
+<file path=word/endnotes.xml><?xml version="1.0" encoding="utf-8"?>
+<w:endnotes xmlns:wpc="http://schemas.microsoft.com/office/word/2010/wordprocessingCanvas" xmlns:cx="http://schemas.microsoft.com/office/drawing/2014/chartex" xmlns:cx1="http://schemas.microsoft.com/office/drawing/2015/9/8/chartex" xmlns:cx2="http://schemas.microsoft.com/office/drawing/2015/10/21/chartex" xmlns:cx3="http://schemas.microsoft.com/office/drawing/2016/5/9/chartex" xmlns:cx4="http://schemas.microsoft.com/office/drawing/2016/5/10/chartex" xmlns:cx5="http://schemas.microsoft.com/office/drawing/2016/5/11/chartex" xmlns:cx6="http://schemas.microsoft.com/office/drawing/2016/5/12/chartex" xmlns:cx7="http://schemas.microsoft.com/office/drawing/2016/5/13/chartex" xmlns:cx8="http://schemas.microsoft.com/office/drawing/2016/5/14/chartex" xmlns:mc="http://schemas.openxmlformats.org/markup-compatibility/2006" xmlns:aink="http://schemas.microsoft.com/office/drawing/2016/ink" xmlns:am3d="http://schemas.microsoft.com/office/drawing/2017/model3d" xmlns:o="urn:schemas-microsoft-com:office:office" xmlns:oel="http://schemas.microsoft.com/office/2019/extlst" xmlns:r="http://schemas.openxmlformats.org/officeDocument/2006/relationships" xmlns:m="http://schemas.openxmlformats.org/officeDocument/2006/math" xmlns:v="urn:schemas-microsoft-com:vml" xmlns:wp14="http://schemas.microsoft.com/office/word/2010/wordprocessingDrawing" xmlns:wp="http://schemas.openxmlformats.org/drawingml/2006/wordprocessingDrawing" xmlns:w10="urn:schemas-microsoft-com:office:word" xmlns:w="http://schemas.openxmlformats.org/wordprocessingml/2006/main" xmlns:w14="http://schemas.microsoft.com/office/word/2010/wordml" xmlns:w15="http://schemas.microsoft.com/office/word/2012/wordml" xmlns:w16cex="http://schemas.microsoft.com/office/word/2018/wordml/cex" xmlns:w16cid="http://schemas.microsoft.com/office/word/2016/wordml/cid" xmlns:w16="http://schemas.microsoft.com/office/word/2018/wordml" xmlns:w16du="http://schemas.microsoft.com/office/word/2023/wordml/word16du" xmlns:w16sdtdh="http://schemas.microsoft.com/office/word/2020/wordml/sdtdatahash" xmlns:w16sdtfl="http://schemas.microsoft.com/office/word/2024/wordml/sdtformatlock" xmlns:w16se="http://schemas.microsoft.com/office/word/2015/wordml/symex" xmlns:wpg="http://schemas.microsoft.com/office/word/2010/wordprocessingGroup" xmlns:wpi="http://schemas.microsoft.com/office/word/2010/wordprocessingInk" xmlns:wne="http://schemas.microsoft.com/office/word/2006/wordml" xmlns:wps="http://schemas.microsoft.com/office/word/2010/wordprocessingShape" mc:Ignorable="w14 w15 w16se w16cid w16 w16cex w16sdtdh w16sdtfl w16du wp14">
+  <w:endnote w:type="separator" w:id="-1">
+    <w:p>
+      <w:pPr>
+        <w:spacing w:after="0" w:line="240" w:lineRule="auto"/>
+      </w:pPr>
+      <w:r>
+        <w:separator/>
+      </w:r>
+    </w:p>
+  </w:endnote>
+  <w:endnote w:type="continuationSeparator" w:id="0">
+    <w:p>
+      <w:pPr>
+        <w:spacing w:after="0" w:line="240" w:lineRule="auto"/>
+      </w:pPr>
+      <w:r>
+        <w:continuationSeparator/>
+      </w:r>
+    </w:p>
+  </w:endnote>
+</w:endnotes>
+</file>
+
+<file path=word/footnotes.xml><?xml version="1.0" encoding="utf-8"?>
+<w:footnotes xmlns:wpc="http://schemas.microsoft.com/office/word/2010/wordprocessingCanvas" xmlns:cx="http://schemas.microsoft.com/office/drawing/2014/chartex" xmlns:cx1="http://schemas.microsoft.com/office/drawing/2015/9/8/chartex" xmlns:cx2="http://schemas.microsoft.com/office/drawing/2015/10/21/chartex" xmlns:cx3="http://schemas.microsoft.com/office/drawing/2016/5/9/chartex" xmlns:cx4="http://schemas.microsoft.com/office/drawing/2016/5/10/chartex" xmlns:cx5="http://schemas.microsoft.com/office/drawing/2016/5/11/chartex" xmlns:cx6="http://schemas.microsoft.com/office/drawing/2016/5/12/chartex" xmlns:cx7="http://schemas.microsoft.com/office/drawing/2016/5/13/chartex" xmlns:cx8="http://schemas.microsoft.com/office/drawing/2016/5/14/chartex" xmlns:mc="http://schemas.openxmlformats.org/markup-compatibility/2006" xmlns:aink="http://schemas.microsoft.com/office/drawing/2016/ink" xmlns:am3d="http://schemas.microsoft.com/office/drawing/2017/model3d" xmlns:o="urn:schemas-microsoft-com:office:office" xmlns:oel="http://schemas.microsoft.com/office/2019/extlst" xmlns:r="http://schemas.openxmlformats.org/officeDocument/2006/relationships" xmlns:m="http://schemas.openxmlformats.org/officeDocument/2006/math" xmlns:v="urn:schemas-microsoft-com:vml" xmlns:wp14="http://schemas.microsoft.com/office/word/2010/wordprocessingDrawing" xmlns:wp="http://schemas.openxmlformats.org/drawingml/2006/wordprocessingDrawing" xmlns:w10="urn:schemas-microsoft-com:office:word" xmlns:w="http://schemas.openxmlformats.org/wordprocessingml/2006/main" xmlns:w14="http://schemas.microsoft.com/office/word/2010/wordml" xmlns:w15="http://schemas.microsoft.com/office/word/2012/wordml" xmlns:w16cex="http://schemas.microsoft.com/office/word/2018/wordml/cex" xmlns:w16cid="http://schemas.microsoft.com/office/word/2016/wordml/cid" xmlns:w16="http://schemas.microsoft.com/office/word/2018/wordml" xmlns:w16du="http://schemas.microsoft.com/office/word/2023/wordml/word16du" xmlns:w16sdtdh="http://schemas.microsoft.com/office/word/2020/wordml/sdtdatahash" xmlns:w16sdtfl="http://schemas.microsoft.com/office/word/2024/wordml/sdtformatlock" xmlns:w16se="http://schemas.microsoft.com/office/word/2015/wordml/symex" xmlns:wpg="http://schemas.microsoft.com/office/word/2010/wordprocessingGroup" xmlns:wpi="http://schemas.microsoft.com/office/word/2010/wordprocessingInk" xmlns:wne="http://schemas.microsoft.com/office/word/2006/wordml" xmlns:wps="http://schemas.microsoft.com/office/word/2010/wordprocessingShape" mc:Ignorable="w14 w15 w16se w16cid w16 w16cex w16sdtdh w16sdtfl w16du wp14">
+  <w:footnote w:type="separator" w:id="-1">
+    <w:p>
+      <w:pPr>
+        <w:spacing w:after="0" w:line="240" w:lineRule="auto"/>
+      </w:pPr>
+      <w:r>
+        <w:separator/>
+      </w:r>
+    </w:p>
+  </w:footnote>
+  <w:footnote w:type="continuationSeparator" w:id="0">
+    <w:p>
+      <w:pPr>
+        <w:spacing w:after="0" w:line="240" w:lineRule="auto"/>
+      </w:pPr>
+      <w:r>
+        <w:continuationSeparator/>
+      </w:r>
+    </w:p>
+  </w:footnote>
+</w:footnotes>
 </file>
 
 <file path=word/styles.xml><?xml version="1.0" encoding="utf-8"?>
@@ -3380,6 +3795,50 @@
       </w:tblBorders>
     </w:tblPr>
   </w:style>
+  <w:style w:type="paragraph" w:styleId="Header">
+    <w:name w:val="header"/>
+    <w:basedOn w:val="Normal"/>
+    <w:link w:val="HeaderChar"/>
+    <w:uiPriority w:val="99"/>
+    <w:unhideWhenUsed/>
+    <w:rsid w:val="00CA69AD"/>
+    <w:pPr>
+      <w:tabs>
+        <w:tab w:val="center" w:pos="4680"/>
+        <w:tab w:val="right" w:pos="9360"/>
+      </w:tabs>
+      <w:spacing w:after="0" w:line="240" w:lineRule="auto"/>
+    </w:pPr>
+  </w:style>
+  <w:style w:type="character" w:customStyle="1" w:styleId="HeaderChar">
+    <w:name w:val="Header Char"/>
+    <w:basedOn w:val="DefaultParagraphFont"/>
+    <w:link w:val="Header"/>
+    <w:uiPriority w:val="99"/>
+    <w:rsid w:val="00CA69AD"/>
+  </w:style>
+  <w:style w:type="paragraph" w:styleId="Footer">
+    <w:name w:val="footer"/>
+    <w:basedOn w:val="Normal"/>
+    <w:link w:val="FooterChar"/>
+    <w:uiPriority w:val="99"/>
+    <w:unhideWhenUsed/>
+    <w:rsid w:val="00CA69AD"/>
+    <w:pPr>
+      <w:tabs>
+        <w:tab w:val="center" w:pos="4680"/>
+        <w:tab w:val="right" w:pos="9360"/>
+      </w:tabs>
+      <w:spacing w:after="0" w:line="240" w:lineRule="auto"/>
+    </w:pPr>
+  </w:style>
+  <w:style w:type="character" w:customStyle="1" w:styleId="FooterChar">
+    <w:name w:val="Footer Char"/>
+    <w:basedOn w:val="DefaultParagraphFont"/>
+    <w:link w:val="Footer"/>
+    <w:uiPriority w:val="99"/>
+    <w:rsid w:val="00CA69AD"/>
+  </w:style>
 </w:styles>
 </file>
 
